--- a/dist/OLIS_KIRK_PATRIK_RESUME.docx
+++ b/dist/OLIS_KIRK_PATRIK_RESUME.docx
@@ -272,8 +272,14 @@
           <w:sz w:val="22"/>
           <w:szCs w:val="22"/>
         </w:rPr>
-        <w:t xml:space="preserve"> - 2010)</w:t>
-      </w:r>
+        <w:t xml:space="preserve"> - 2010) </w:t>
+      </w:r>
+    </w:p>
+    <w:p>
+      <w:pPr>
+        <w:pStyle w:val="NormalWeb"/>
+        <w:spacing w:before="0" w:beforeAutospacing="0" w:after="160" w:afterAutospacing="0"/>
+      </w:pPr>
       <w:r>
         <w:rPr>
           <w:rFonts w:ascii="Arial" w:hAnsi="Arial" w:cs="Arial"/>
@@ -281,14 +287,8 @@
           <w:sz w:val="22"/>
           <w:szCs w:val="22"/>
         </w:rPr>
-        <w:t xml:space="preserve"> </w:t>
-      </w:r>
-    </w:p>
-    <w:p>
-      <w:pPr>
-        <w:pStyle w:val="NormalWeb"/>
-        <w:spacing w:before="0" w:beforeAutospacing="0" w:after="160" w:afterAutospacing="0"/>
-      </w:pPr>
+        <w:t>Secondary - Hipodromo Elementary School Alternative Learning System (</w:t>
+      </w:r>
       <w:r>
         <w:rPr>
           <w:rFonts w:ascii="Arial" w:hAnsi="Arial" w:cs="Arial"/>
@@ -296,7 +296,7 @@
           <w:sz w:val="22"/>
           <w:szCs w:val="22"/>
         </w:rPr>
-        <w:t>Secondary - Hipodromo Elementary School Alternative Learning System (</w:t>
+        <w:t xml:space="preserve">S.Y. </w:t>
       </w:r>
       <w:r>
         <w:rPr>
@@ -305,8 +305,14 @@
           <w:sz w:val="22"/>
           <w:szCs w:val="22"/>
         </w:rPr>
-        <w:t>S.Y</w:t>
-      </w:r>
+        <w:t>2015 - 2016)</w:t>
+      </w:r>
+    </w:p>
+    <w:p>
+      <w:pPr>
+        <w:pStyle w:val="NormalWeb"/>
+        <w:spacing w:before="0" w:beforeAutospacing="0" w:after="160" w:afterAutospacing="0"/>
+      </w:pPr>
       <w:r>
         <w:rPr>
           <w:rFonts w:ascii="Arial" w:hAnsi="Arial" w:cs="Arial"/>
@@ -314,7 +320,7 @@
           <w:sz w:val="22"/>
           <w:szCs w:val="22"/>
         </w:rPr>
-        <w:t xml:space="preserve">. </w:t>
+        <w:t>Tertiary - Cebu Eastern College (</w:t>
       </w:r>
       <w:r>
         <w:rPr>
@@ -323,40 +329,7 @@
           <w:sz w:val="22"/>
           <w:szCs w:val="22"/>
         </w:rPr>
-        <w:t>2015 - 2016)</w:t>
-      </w:r>
-    </w:p>
-    <w:p>
-      <w:pPr>
-        <w:pStyle w:val="NormalWeb"/>
-        <w:spacing w:before="0" w:beforeAutospacing="0" w:after="160" w:afterAutospacing="0"/>
-      </w:pPr>
-      <w:r>
-        <w:rPr>
-          <w:rFonts w:ascii="Arial" w:hAnsi="Arial" w:cs="Arial"/>
-          <w:color w:val="000000"/>
-          <w:sz w:val="22"/>
-          <w:szCs w:val="22"/>
-        </w:rPr>
-        <w:t>Tertiary - Cebu Eastern College (</w:t>
-      </w:r>
-      <w:r>
-        <w:rPr>
-          <w:rFonts w:ascii="Arial" w:hAnsi="Arial" w:cs="Arial"/>
-          <w:color w:val="000000"/>
-          <w:sz w:val="22"/>
-          <w:szCs w:val="22"/>
-        </w:rPr>
-        <w:t>S.Y</w:t>
-      </w:r>
-      <w:r>
-        <w:rPr>
-          <w:rFonts w:ascii="Arial" w:hAnsi="Arial" w:cs="Arial"/>
-          <w:color w:val="000000"/>
-          <w:sz w:val="22"/>
-          <w:szCs w:val="22"/>
-        </w:rPr>
-        <w:t xml:space="preserve">. </w:t>
+        <w:t xml:space="preserve">S.Y. </w:t>
       </w:r>
       <w:r>
         <w:rPr>
@@ -873,6 +846,40 @@
           <w:szCs w:val="24"/>
         </w:rPr>
         <w:t>09084008516</w:t>
+      </w:r>
+    </w:p>
+    <w:p>
+      <w:pPr>
+        <w:spacing w:line="240" w:lineRule="auto"/>
+        <w:rPr>
+          <w:rFonts w:ascii="Arial" w:hAnsi="Arial" w:cs="Arial"/>
+          <w:szCs w:val="24"/>
+        </w:rPr>
+      </w:pPr>
+    </w:p>
+    <w:p>
+      <w:pPr>
+        <w:spacing w:line="240" w:lineRule="auto"/>
+        <w:rPr>
+          <w:rFonts w:ascii="Arial" w:hAnsi="Arial" w:cs="Arial"/>
+          <w:szCs w:val="24"/>
+        </w:rPr>
+      </w:pPr>
+      <w:r>
+        <w:rPr>
+          <w:rFonts w:ascii="Arial" w:hAnsi="Arial" w:cs="Arial"/>
+          <w:b/>
+          <w:szCs w:val="24"/>
+        </w:rPr>
+        <w:t xml:space="preserve">Portfolio: </w:t>
+      </w:r>
+      <w:r>
+        <w:rPr>
+          <w:rFonts w:ascii="Arial" w:hAnsi="Arial" w:cs="Arial"/>
+          <w:b/>
+          <w:szCs w:val="24"/>
+        </w:rPr>
+        <w:t>https://kirkpatrikolis04.github.io/kirkolisportfolio</w:t>
       </w:r>
     </w:p>
     <w:sectPr>
@@ -1526,7 +1533,7 @@
     <w:lsdException w:name="Table Web 2" w:semiHidden="1" w:unhideWhenUsed="1"/>
     <w:lsdException w:name="Table Web 3" w:semiHidden="1" w:unhideWhenUsed="1"/>
     <w:lsdException w:name="Balloon Text" w:semiHidden="1" w:unhideWhenUsed="1"/>
-    <w:lsdException w:name="Table Grid" w:semiHidden="1" w:uiPriority="39" w:unhideWhenUsed="1"/>
+    <w:lsdException w:name="Table Grid" w:uiPriority="39"/>
     <w:lsdException w:name="Table Theme" w:semiHidden="1" w:unhideWhenUsed="1"/>
     <w:lsdException w:name="Placeholder Text" w:semiHidden="1"/>
     <w:lsdException w:name="No Spacing" w:uiPriority="1" w:qFormat="1"/>
@@ -1757,6 +1764,7 @@
   <w:style w:type="character" w:default="1" w:styleId="DefaultParagraphFont">
     <w:name w:val="Default Paragraph Font"/>
     <w:uiPriority w:val="1"/>
+    <w:semiHidden/>
     <w:unhideWhenUsed/>
   </w:style>
   <w:style w:type="table" w:default="1" w:styleId="TableNormal">
